--- a/lab-c/PTW-LC-252B-szymaniec-szymon.docx
+++ b/lab-c/PTW-LC-252B-szymaniec-szymon.docx
@@ -1899,21 +1899,7 @@
             <w:rStyle w:val="Hyperlink"/>
             <w:lang w:val="pl-PL"/>
           </w:rPr>
-          <w:t>https://www.youtube.com/watch?v=Peb_</w:t>
-        </w:r>
-        <w:r>
-          <w:rPr>
-            <w:rStyle w:val="Hyperlink"/>
-            <w:lang w:val="pl-PL"/>
-          </w:rPr>
-          <w:t>m</w:t>
-        </w:r>
-        <w:r>
-          <w:rPr>
-            <w:rStyle w:val="Hyperlink"/>
-            <w:lang w:val="pl-PL"/>
-          </w:rPr>
-          <w:t>gDTY0s</w:t>
+          <w:t>https://www.youtube.com/watch?v=Peb_mgDTY0s</w:t>
         </w:r>
       </w:hyperlink>
       <w:r>
@@ -2134,31 +2120,30 @@
           <w:noProof/>
         </w:rPr>
         <w:drawing>
-          <wp:inline distT="0" distB="0" distL="0" distR="0" wp14:anchorId="4CDB888B" wp14:editId="1D121151">
-            <wp:extent cx="900000" cy="900000"/>
+          <wp:inline distT="0" distB="0" distL="0" distR="0" wp14:anchorId="4CDB888B" wp14:editId="2CADB056">
+            <wp:extent cx="2951513" cy="1692000"/>
             <wp:effectExtent l="0" t="0" r="0" b="0"/>
-            <wp:docPr id="752665118" name="Obraz 752665118" descr="Obraz zawierający biały, design&#10;&#10;Zawartość wygenerowana przez AI może być niepoprawna."/>
+            <wp:docPr id="752665118" name="Obraz 752665118"/>
             <wp:cNvGraphicFramePr>
-              <a:graphicFrameLocks xmlns:a="http://schemas.openxmlformats.org/drawingml/2006/main"/>
+              <a:graphicFrameLocks xmlns:a="http://schemas.openxmlformats.org/drawingml/2006/main" noChangeAspect="1"/>
             </wp:cNvGraphicFramePr>
             <a:graphic xmlns:a="http://schemas.openxmlformats.org/drawingml/2006/main">
               <a:graphicData uri="http://schemas.openxmlformats.org/drawingml/2006/picture">
                 <pic:pic xmlns:pic="http://schemas.openxmlformats.org/drawingml/2006/picture">
                   <pic:nvPicPr>
-                    <pic:cNvPr id="752665118" name="Obraz 752665118" descr="Obraz zawierający biały, design&#10;&#10;Zawartość wygenerowana przez AI może być niepoprawna."/>
+                    <pic:cNvPr id="752665118" name="Obraz 752665118"/>
                     <pic:cNvPicPr>
                       <a:picLocks noChangeAspect="1" noChangeArrowheads="1"/>
                     </pic:cNvPicPr>
                   </pic:nvPicPr>
                   <pic:blipFill>
-                    <a:blip r:embed="rId13">
+                    <a:blip r:embed="rId13" cstate="print">
                       <a:extLst>
                         <a:ext uri="{28A0092B-C50C-407E-A947-70E740481C1C}">
                           <a14:useLocalDpi xmlns:a14="http://schemas.microsoft.com/office/drawing/2010/main" val="0"/>
                         </a:ext>
                       </a:extLst>
                     </a:blip>
-                    <a:srcRect/>
                     <a:stretch>
                       <a:fillRect/>
                     </a:stretch>
@@ -2166,7 +2151,7 @@
                   <pic:spPr bwMode="auto">
                     <a:xfrm>
                       <a:off x="0" y="0"/>
-                      <a:ext cx="900000" cy="900000"/>
+                      <a:ext cx="2951513" cy="1692000"/>
                     </a:xfrm>
                     <a:prstGeom prst="rect">
                       <a:avLst/>
@@ -2291,31 +2276,30 @@
           <w:noProof/>
         </w:rPr>
         <w:drawing>
-          <wp:inline distT="0" distB="0" distL="0" distR="0" wp14:anchorId="305E6B34" wp14:editId="314370A0">
-            <wp:extent cx="900000" cy="900000"/>
-            <wp:effectExtent l="0" t="0" r="0" b="0"/>
-            <wp:docPr id="879684710" name="Obraz 879684710" descr="Obraz zawierający biały, design&#10;&#10;Zawartość wygenerowana przez AI może być niepoprawna."/>
+          <wp:inline distT="0" distB="0" distL="0" distR="0" wp14:anchorId="305E6B34" wp14:editId="6AB7EA8A">
+            <wp:extent cx="3202710" cy="1836000"/>
+            <wp:effectExtent l="0" t="0" r="0" b="5715"/>
+            <wp:docPr id="879684710" name="Obraz 879684710"/>
             <wp:cNvGraphicFramePr>
-              <a:graphicFrameLocks xmlns:a="http://schemas.openxmlformats.org/drawingml/2006/main"/>
+              <a:graphicFrameLocks xmlns:a="http://schemas.openxmlformats.org/drawingml/2006/main" noChangeAspect="1"/>
             </wp:cNvGraphicFramePr>
             <a:graphic xmlns:a="http://schemas.openxmlformats.org/drawingml/2006/main">
               <a:graphicData uri="http://schemas.openxmlformats.org/drawingml/2006/picture">
                 <pic:pic xmlns:pic="http://schemas.openxmlformats.org/drawingml/2006/picture">
                   <pic:nvPicPr>
-                    <pic:cNvPr id="752665118" name="Obraz 752665118" descr="Obraz zawierający biały, design&#10;&#10;Zawartość wygenerowana przez AI może być niepoprawna."/>
+                    <pic:cNvPr id="879684710" name="Obraz 879684710"/>
                     <pic:cNvPicPr>
                       <a:picLocks noChangeAspect="1" noChangeArrowheads="1"/>
                     </pic:cNvPicPr>
                   </pic:nvPicPr>
                   <pic:blipFill>
-                    <a:blip r:embed="rId13">
+                    <a:blip r:embed="rId14" cstate="print">
                       <a:extLst>
                         <a:ext uri="{28A0092B-C50C-407E-A947-70E740481C1C}">
                           <a14:useLocalDpi xmlns:a14="http://schemas.microsoft.com/office/drawing/2010/main" val="0"/>
                         </a:ext>
                       </a:extLst>
                     </a:blip>
-                    <a:srcRect/>
                     <a:stretch>
                       <a:fillRect/>
                     </a:stretch>
@@ -2323,7 +2307,7 @@
                   <pic:spPr bwMode="auto">
                     <a:xfrm>
                       <a:off x="0" y="0"/>
-                      <a:ext cx="900000" cy="900000"/>
+                      <a:ext cx="3202710" cy="1836000"/>
                     </a:xfrm>
                     <a:prstGeom prst="rect">
                       <a:avLst/>
@@ -2361,31 +2345,30 @@
           <w:noProof/>
         </w:rPr>
         <w:drawing>
-          <wp:inline distT="0" distB="0" distL="0" distR="0" wp14:anchorId="12E517B6" wp14:editId="79CB556A">
-            <wp:extent cx="900000" cy="900000"/>
-            <wp:effectExtent l="0" t="0" r="0" b="0"/>
-            <wp:docPr id="1822287701" name="Obraz 1822287701" descr="Obraz zawierający biały, design&#10;&#10;Zawartość wygenerowana przez AI może być niepoprawna."/>
+          <wp:inline distT="0" distB="0" distL="0" distR="0" wp14:anchorId="12E517B6" wp14:editId="6F31F604">
+            <wp:extent cx="3185932" cy="1836000"/>
+            <wp:effectExtent l="0" t="0" r="1905" b="5715"/>
+            <wp:docPr id="1822287701" name="Obraz 1822287701"/>
             <wp:cNvGraphicFramePr>
-              <a:graphicFrameLocks xmlns:a="http://schemas.openxmlformats.org/drawingml/2006/main"/>
+              <a:graphicFrameLocks xmlns:a="http://schemas.openxmlformats.org/drawingml/2006/main" noChangeAspect="1"/>
             </wp:cNvGraphicFramePr>
             <a:graphic xmlns:a="http://schemas.openxmlformats.org/drawingml/2006/main">
               <a:graphicData uri="http://schemas.openxmlformats.org/drawingml/2006/picture">
                 <pic:pic xmlns:pic="http://schemas.openxmlformats.org/drawingml/2006/picture">
                   <pic:nvPicPr>
-                    <pic:cNvPr id="752665118" name="Obraz 752665118" descr="Obraz zawierający biały, design&#10;&#10;Zawartość wygenerowana przez AI może być niepoprawna."/>
+                    <pic:cNvPr id="1822287701" name="Obraz 1822287701"/>
                     <pic:cNvPicPr>
                       <a:picLocks noChangeAspect="1" noChangeArrowheads="1"/>
                     </pic:cNvPicPr>
                   </pic:nvPicPr>
                   <pic:blipFill>
-                    <a:blip r:embed="rId13">
+                    <a:blip r:embed="rId15" cstate="print">
                       <a:extLst>
                         <a:ext uri="{28A0092B-C50C-407E-A947-70E740481C1C}">
                           <a14:useLocalDpi xmlns:a14="http://schemas.microsoft.com/office/drawing/2010/main" val="0"/>
                         </a:ext>
                       </a:extLst>
                     </a:blip>
-                    <a:srcRect/>
                     <a:stretch>
                       <a:fillRect/>
                     </a:stretch>
@@ -2393,7 +2376,7 @@
                   <pic:spPr bwMode="auto">
                     <a:xfrm>
                       <a:off x="0" y="0"/>
-                      <a:ext cx="900000" cy="900000"/>
+                      <a:ext cx="3185932" cy="1836000"/>
                     </a:xfrm>
                     <a:prstGeom prst="rect">
                       <a:avLst/>
@@ -2428,31 +2411,30 @@
           <w:noProof/>
         </w:rPr>
         <w:drawing>
-          <wp:inline distT="0" distB="0" distL="0" distR="0" wp14:anchorId="15013D56" wp14:editId="6B9AD7EB">
-            <wp:extent cx="900000" cy="900000"/>
+          <wp:inline distT="0" distB="0" distL="0" distR="0" wp14:anchorId="15013D56" wp14:editId="2E75906A">
+            <wp:extent cx="3242358" cy="1872000"/>
             <wp:effectExtent l="0" t="0" r="0" b="0"/>
-            <wp:docPr id="321676274" name="Obraz 321676274" descr="Obraz zawierający biały, design&#10;&#10;Zawartość wygenerowana przez AI może być niepoprawna."/>
+            <wp:docPr id="321676274" name="Obraz 321676274"/>
             <wp:cNvGraphicFramePr>
-              <a:graphicFrameLocks xmlns:a="http://schemas.openxmlformats.org/drawingml/2006/main"/>
+              <a:graphicFrameLocks xmlns:a="http://schemas.openxmlformats.org/drawingml/2006/main" noChangeAspect="1"/>
             </wp:cNvGraphicFramePr>
             <a:graphic xmlns:a="http://schemas.openxmlformats.org/drawingml/2006/main">
               <a:graphicData uri="http://schemas.openxmlformats.org/drawingml/2006/picture">
                 <pic:pic xmlns:pic="http://schemas.openxmlformats.org/drawingml/2006/picture">
                   <pic:nvPicPr>
-                    <pic:cNvPr id="752665118" name="Obraz 752665118" descr="Obraz zawierający biały, design&#10;&#10;Zawartość wygenerowana przez AI może być niepoprawna."/>
+                    <pic:cNvPr id="321676274" name="Obraz 321676274"/>
                     <pic:cNvPicPr>
                       <a:picLocks noChangeAspect="1" noChangeArrowheads="1"/>
                     </pic:cNvPicPr>
                   </pic:nvPicPr>
                   <pic:blipFill>
-                    <a:blip r:embed="rId13">
+                    <a:blip r:embed="rId16" cstate="print">
                       <a:extLst>
                         <a:ext uri="{28A0092B-C50C-407E-A947-70E740481C1C}">
                           <a14:useLocalDpi xmlns:a14="http://schemas.microsoft.com/office/drawing/2010/main" val="0"/>
                         </a:ext>
                       </a:extLst>
                     </a:blip>
-                    <a:srcRect/>
                     <a:stretch>
                       <a:fillRect/>
                     </a:stretch>
@@ -2460,7 +2442,7 @@
                   <pic:spPr bwMode="auto">
                     <a:xfrm>
                       <a:off x="0" y="0"/>
-                      <a:ext cx="900000" cy="900000"/>
+                      <a:ext cx="3242358" cy="1872000"/>
                     </a:xfrm>
                     <a:prstGeom prst="rect">
                       <a:avLst/>
@@ -2559,6 +2541,7 @@
         <w:pStyle w:val="Zadanie"/>
       </w:pPr>
       <w:r>
+        <w:lastRenderedPageBreak/>
         <w:t>Przedstaw zrzut</w:t>
       </w:r>
       <w:r>
@@ -2588,31 +2571,30 @@
           <w:noProof/>
         </w:rPr>
         <w:drawing>
-          <wp:inline distT="0" distB="0" distL="0" distR="0" wp14:anchorId="27BEC34C" wp14:editId="5C570BC1">
-            <wp:extent cx="900000" cy="900000"/>
-            <wp:effectExtent l="0" t="0" r="0" b="0"/>
-            <wp:docPr id="1345586300" name="Obraz 1345586300" descr="Obraz zawierający biały, design&#10;&#10;Zawartość wygenerowana przez AI może być niepoprawna."/>
+          <wp:inline distT="0" distB="0" distL="0" distR="0" wp14:anchorId="27BEC34C" wp14:editId="7FE5D050">
+            <wp:extent cx="3125820" cy="1800000"/>
+            <wp:effectExtent l="0" t="0" r="0" b="3810"/>
+            <wp:docPr id="1345586300" name="Obraz 1345586300"/>
             <wp:cNvGraphicFramePr>
-              <a:graphicFrameLocks xmlns:a="http://schemas.openxmlformats.org/drawingml/2006/main"/>
+              <a:graphicFrameLocks xmlns:a="http://schemas.openxmlformats.org/drawingml/2006/main" noChangeAspect="1"/>
             </wp:cNvGraphicFramePr>
             <a:graphic xmlns:a="http://schemas.openxmlformats.org/drawingml/2006/main">
               <a:graphicData uri="http://schemas.openxmlformats.org/drawingml/2006/picture">
                 <pic:pic xmlns:pic="http://schemas.openxmlformats.org/drawingml/2006/picture">
                   <pic:nvPicPr>
-                    <pic:cNvPr id="752665118" name="Obraz 752665118" descr="Obraz zawierający biały, design&#10;&#10;Zawartość wygenerowana przez AI może być niepoprawna."/>
+                    <pic:cNvPr id="1345586300" name="Obraz 1345586300"/>
                     <pic:cNvPicPr>
                       <a:picLocks noChangeAspect="1" noChangeArrowheads="1"/>
                     </pic:cNvPicPr>
                   </pic:nvPicPr>
                   <pic:blipFill>
-                    <a:blip r:embed="rId13">
+                    <a:blip r:embed="rId17" cstate="print">
                       <a:extLst>
                         <a:ext uri="{28A0092B-C50C-407E-A947-70E740481C1C}">
                           <a14:useLocalDpi xmlns:a14="http://schemas.microsoft.com/office/drawing/2010/main" val="0"/>
                         </a:ext>
                       </a:extLst>
                     </a:blip>
-                    <a:srcRect/>
                     <a:stretch>
                       <a:fillRect/>
                     </a:stretch>
@@ -2620,7 +2602,7 @@
                   <pic:spPr bwMode="auto">
                     <a:xfrm>
                       <a:off x="0" y="0"/>
-                      <a:ext cx="900000" cy="900000"/>
+                      <a:ext cx="3125820" cy="1800000"/>
                     </a:xfrm>
                     <a:prstGeom prst="rect">
                       <a:avLst/>
@@ -2676,31 +2658,30 @@
           <w:noProof/>
         </w:rPr>
         <w:drawing>
-          <wp:inline distT="0" distB="0" distL="0" distR="0" wp14:anchorId="1D60B8C6" wp14:editId="229D48A4">
-            <wp:extent cx="900000" cy="900000"/>
-            <wp:effectExtent l="0" t="0" r="0" b="0"/>
-            <wp:docPr id="84292268" name="Obraz 84292268" descr="Obraz zawierający biały, design&#10;&#10;Zawartość wygenerowana przez AI może być niepoprawna."/>
+          <wp:inline distT="0" distB="0" distL="0" distR="0" wp14:anchorId="1D60B8C6" wp14:editId="12166322">
+            <wp:extent cx="3111866" cy="1800000"/>
+            <wp:effectExtent l="0" t="0" r="0" b="3810"/>
+            <wp:docPr id="84292268" name="Obraz 84292268"/>
             <wp:cNvGraphicFramePr>
-              <a:graphicFrameLocks xmlns:a="http://schemas.openxmlformats.org/drawingml/2006/main"/>
+              <a:graphicFrameLocks xmlns:a="http://schemas.openxmlformats.org/drawingml/2006/main" noChangeAspect="1"/>
             </wp:cNvGraphicFramePr>
             <a:graphic xmlns:a="http://schemas.openxmlformats.org/drawingml/2006/main">
               <a:graphicData uri="http://schemas.openxmlformats.org/drawingml/2006/picture">
                 <pic:pic xmlns:pic="http://schemas.openxmlformats.org/drawingml/2006/picture">
                   <pic:nvPicPr>
-                    <pic:cNvPr id="752665118" name="Obraz 752665118" descr="Obraz zawierający biały, design&#10;&#10;Zawartość wygenerowana przez AI może być niepoprawna."/>
+                    <pic:cNvPr id="84292268" name="Obraz 84292268"/>
                     <pic:cNvPicPr>
                       <a:picLocks noChangeAspect="1" noChangeArrowheads="1"/>
                     </pic:cNvPicPr>
                   </pic:nvPicPr>
                   <pic:blipFill>
-                    <a:blip r:embed="rId13">
+                    <a:blip r:embed="rId18" cstate="print">
                       <a:extLst>
                         <a:ext uri="{28A0092B-C50C-407E-A947-70E740481C1C}">
                           <a14:useLocalDpi xmlns:a14="http://schemas.microsoft.com/office/drawing/2010/main" val="0"/>
                         </a:ext>
                       </a:extLst>
                     </a:blip>
-                    <a:srcRect/>
                     <a:stretch>
                       <a:fillRect/>
                     </a:stretch>
@@ -2708,7 +2689,7 @@
                   <pic:spPr bwMode="auto">
                     <a:xfrm>
                       <a:off x="0" y="0"/>
-                      <a:ext cx="900000" cy="900000"/>
+                      <a:ext cx="3111866" cy="1800000"/>
                     </a:xfrm>
                     <a:prstGeom prst="rect">
                       <a:avLst/>
@@ -2797,7 +2778,6 @@
         <w:pStyle w:val="Zadanie"/>
       </w:pPr>
       <w:r>
-        <w:lastRenderedPageBreak/>
         <w:t xml:space="preserve">Wstaw zrzut ekranu obrazujący </w:t>
       </w:r>
       <w:r>
@@ -2827,31 +2807,30 @@
           <w:noProof/>
         </w:rPr>
         <w:drawing>
-          <wp:inline distT="0" distB="0" distL="0" distR="0" wp14:anchorId="3E11F528" wp14:editId="51F6DF10">
-            <wp:extent cx="900000" cy="900000"/>
-            <wp:effectExtent l="0" t="0" r="0" b="0"/>
-            <wp:docPr id="977638759" name="Obraz 977638759" descr="Obraz zawierający biały, design&#10;&#10;Zawartość wygenerowana przez AI może być niepoprawna."/>
+          <wp:inline distT="0" distB="0" distL="0" distR="0" wp14:anchorId="3E11F528" wp14:editId="117A6A9A">
+            <wp:extent cx="3495379" cy="1800000"/>
+            <wp:effectExtent l="0" t="0" r="0" b="3810"/>
+            <wp:docPr id="977638759" name="Obraz 977638759"/>
             <wp:cNvGraphicFramePr>
-              <a:graphicFrameLocks xmlns:a="http://schemas.openxmlformats.org/drawingml/2006/main"/>
+              <a:graphicFrameLocks xmlns:a="http://schemas.openxmlformats.org/drawingml/2006/main" noChangeAspect="1"/>
             </wp:cNvGraphicFramePr>
             <a:graphic xmlns:a="http://schemas.openxmlformats.org/drawingml/2006/main">
               <a:graphicData uri="http://schemas.openxmlformats.org/drawingml/2006/picture">
                 <pic:pic xmlns:pic="http://schemas.openxmlformats.org/drawingml/2006/picture">
                   <pic:nvPicPr>
-                    <pic:cNvPr id="752665118" name="Obraz 752665118" descr="Obraz zawierający biały, design&#10;&#10;Zawartość wygenerowana przez AI może być niepoprawna."/>
+                    <pic:cNvPr id="977638759" name="Obraz 977638759"/>
                     <pic:cNvPicPr>
                       <a:picLocks noChangeAspect="1" noChangeArrowheads="1"/>
                     </pic:cNvPicPr>
                   </pic:nvPicPr>
                   <pic:blipFill>
-                    <a:blip r:embed="rId13">
+                    <a:blip r:embed="rId19" cstate="print">
                       <a:extLst>
                         <a:ext uri="{28A0092B-C50C-407E-A947-70E740481C1C}">
                           <a14:useLocalDpi xmlns:a14="http://schemas.microsoft.com/office/drawing/2010/main" val="0"/>
                         </a:ext>
                       </a:extLst>
                     </a:blip>
-                    <a:srcRect/>
                     <a:stretch>
                       <a:fillRect/>
                     </a:stretch>
@@ -2859,7 +2838,7 @@
                   <pic:spPr bwMode="auto">
                     <a:xfrm>
                       <a:off x="0" y="0"/>
-                      <a:ext cx="900000" cy="900000"/>
+                      <a:ext cx="3495379" cy="1800000"/>
                     </a:xfrm>
                     <a:prstGeom prst="rect">
                       <a:avLst/>
@@ -2948,6 +2927,7 @@
         <w:pStyle w:val="Zadanie"/>
       </w:pPr>
       <w:r>
+        <w:lastRenderedPageBreak/>
         <w:t>Wstaw zrzut ekranu obrazujący podział mapy rastrowej na puzzle:</w:t>
       </w:r>
     </w:p>
@@ -2966,31 +2946,30 @@
           <w:noProof/>
         </w:rPr>
         <w:drawing>
-          <wp:inline distT="0" distB="0" distL="0" distR="0" wp14:anchorId="7E707F87" wp14:editId="3CD95CAC">
-            <wp:extent cx="900000" cy="900000"/>
-            <wp:effectExtent l="0" t="0" r="0" b="0"/>
-            <wp:docPr id="1678600484" name="Obraz 1678600484" descr="Obraz zawierający biały, design&#10;&#10;Zawartość wygenerowana przez AI może być niepoprawna."/>
+          <wp:inline distT="0" distB="0" distL="0" distR="0" wp14:anchorId="7E707F87" wp14:editId="17181215">
+            <wp:extent cx="3495379" cy="1800000"/>
+            <wp:effectExtent l="0" t="0" r="0" b="3810"/>
+            <wp:docPr id="1678600484" name="Obraz 1678600484"/>
             <wp:cNvGraphicFramePr>
-              <a:graphicFrameLocks xmlns:a="http://schemas.openxmlformats.org/drawingml/2006/main"/>
+              <a:graphicFrameLocks xmlns:a="http://schemas.openxmlformats.org/drawingml/2006/main" noChangeAspect="1"/>
             </wp:cNvGraphicFramePr>
             <a:graphic xmlns:a="http://schemas.openxmlformats.org/drawingml/2006/main">
               <a:graphicData uri="http://schemas.openxmlformats.org/drawingml/2006/picture">
                 <pic:pic xmlns:pic="http://schemas.openxmlformats.org/drawingml/2006/picture">
                   <pic:nvPicPr>
-                    <pic:cNvPr id="752665118" name="Obraz 752665118" descr="Obraz zawierający biały, design&#10;&#10;Zawartość wygenerowana przez AI może być niepoprawna."/>
+                    <pic:cNvPr id="1678600484" name="Obraz 1678600484"/>
                     <pic:cNvPicPr>
                       <a:picLocks noChangeAspect="1" noChangeArrowheads="1"/>
                     </pic:cNvPicPr>
                   </pic:nvPicPr>
                   <pic:blipFill>
-                    <a:blip r:embed="rId13">
+                    <a:blip r:embed="rId19" cstate="print">
                       <a:extLst>
                         <a:ext uri="{28A0092B-C50C-407E-A947-70E740481C1C}">
                           <a14:useLocalDpi xmlns:a14="http://schemas.microsoft.com/office/drawing/2010/main" val="0"/>
                         </a:ext>
                       </a:extLst>
                     </a:blip>
-                    <a:srcRect/>
                     <a:stretch>
                       <a:fillRect/>
                     </a:stretch>
@@ -2998,7 +2977,7 @@
                   <pic:spPr bwMode="auto">
                     <a:xfrm>
                       <a:off x="0" y="0"/>
-                      <a:ext cx="900000" cy="900000"/>
+                      <a:ext cx="3495379" cy="1800000"/>
                     </a:xfrm>
                     <a:prstGeom prst="rect">
                       <a:avLst/>
@@ -3105,31 +3084,30 @@
           <w:noProof/>
         </w:rPr>
         <w:drawing>
-          <wp:inline distT="0" distB="0" distL="0" distR="0" wp14:anchorId="7ADD0DAD" wp14:editId="0D6295B8">
-            <wp:extent cx="900000" cy="900000"/>
-            <wp:effectExtent l="0" t="0" r="0" b="0"/>
-            <wp:docPr id="1982231316" name="Obraz 1982231316" descr="Obraz zawierający biały, design&#10;&#10;Zawartość wygenerowana przez AI może być niepoprawna."/>
+          <wp:inline distT="0" distB="0" distL="0" distR="0" wp14:anchorId="7ADD0DAD" wp14:editId="50242E7B">
+            <wp:extent cx="3481580" cy="1800000"/>
+            <wp:effectExtent l="0" t="0" r="0" b="3810"/>
+            <wp:docPr id="1982231316" name="Obraz 1982231316"/>
             <wp:cNvGraphicFramePr>
-              <a:graphicFrameLocks xmlns:a="http://schemas.openxmlformats.org/drawingml/2006/main"/>
+              <a:graphicFrameLocks xmlns:a="http://schemas.openxmlformats.org/drawingml/2006/main" noChangeAspect="1"/>
             </wp:cNvGraphicFramePr>
             <a:graphic xmlns:a="http://schemas.openxmlformats.org/drawingml/2006/main">
               <a:graphicData uri="http://schemas.openxmlformats.org/drawingml/2006/picture">
                 <pic:pic xmlns:pic="http://schemas.openxmlformats.org/drawingml/2006/picture">
                   <pic:nvPicPr>
-                    <pic:cNvPr id="752665118" name="Obraz 752665118" descr="Obraz zawierający biały, design&#10;&#10;Zawartość wygenerowana przez AI może być niepoprawna."/>
+                    <pic:cNvPr id="1982231316" name="Obraz 1982231316"/>
                     <pic:cNvPicPr>
                       <a:picLocks noChangeAspect="1" noChangeArrowheads="1"/>
                     </pic:cNvPicPr>
                   </pic:nvPicPr>
                   <pic:blipFill>
-                    <a:blip r:embed="rId13">
+                    <a:blip r:embed="rId20" cstate="print">
                       <a:extLst>
                         <a:ext uri="{28A0092B-C50C-407E-A947-70E740481C1C}">
                           <a14:useLocalDpi xmlns:a14="http://schemas.microsoft.com/office/drawing/2010/main" val="0"/>
                         </a:ext>
                       </a:extLst>
                     </a:blip>
-                    <a:srcRect/>
                     <a:stretch>
                       <a:fillRect/>
                     </a:stretch>
@@ -3137,7 +3115,7 @@
                   <pic:spPr bwMode="auto">
                     <a:xfrm>
                       <a:off x="0" y="0"/>
-                      <a:ext cx="900000" cy="900000"/>
+                      <a:ext cx="3481580" cy="1800000"/>
                     </a:xfrm>
                     <a:prstGeom prst="rect">
                       <a:avLst/>
@@ -3169,31 +3147,30 @@
           <w:noProof/>
         </w:rPr>
         <w:drawing>
-          <wp:inline distT="0" distB="0" distL="0" distR="0" wp14:anchorId="18EDB7C7" wp14:editId="72B007E2">
-            <wp:extent cx="900000" cy="900000"/>
-            <wp:effectExtent l="0" t="0" r="0" b="0"/>
-            <wp:docPr id="1957519965" name="Obraz 1957519965" descr="Obraz zawierający biały, design&#10;&#10;Zawartość wygenerowana przez AI może być niepoprawna."/>
+          <wp:inline distT="0" distB="0" distL="0" distR="0" wp14:anchorId="18EDB7C7" wp14:editId="2ADBDFC4">
+            <wp:extent cx="3486173" cy="1800000"/>
+            <wp:effectExtent l="0" t="0" r="0" b="3810"/>
+            <wp:docPr id="1957519965" name="Obraz 1957519965"/>
             <wp:cNvGraphicFramePr>
-              <a:graphicFrameLocks xmlns:a="http://schemas.openxmlformats.org/drawingml/2006/main"/>
+              <a:graphicFrameLocks xmlns:a="http://schemas.openxmlformats.org/drawingml/2006/main" noChangeAspect="1"/>
             </wp:cNvGraphicFramePr>
             <a:graphic xmlns:a="http://schemas.openxmlformats.org/drawingml/2006/main">
               <a:graphicData uri="http://schemas.openxmlformats.org/drawingml/2006/picture">
                 <pic:pic xmlns:pic="http://schemas.openxmlformats.org/drawingml/2006/picture">
                   <pic:nvPicPr>
-                    <pic:cNvPr id="752665118" name="Obraz 752665118" descr="Obraz zawierający biały, design&#10;&#10;Zawartość wygenerowana przez AI może być niepoprawna."/>
+                    <pic:cNvPr id="1957519965" name="Obraz 1957519965"/>
                     <pic:cNvPicPr>
                       <a:picLocks noChangeAspect="1" noChangeArrowheads="1"/>
                     </pic:cNvPicPr>
                   </pic:nvPicPr>
                   <pic:blipFill>
-                    <a:blip r:embed="rId13">
+                    <a:blip r:embed="rId21" cstate="print">
                       <a:extLst>
                         <a:ext uri="{28A0092B-C50C-407E-A947-70E740481C1C}">
                           <a14:useLocalDpi xmlns:a14="http://schemas.microsoft.com/office/drawing/2010/main" val="0"/>
                         </a:ext>
                       </a:extLst>
                     </a:blip>
-                    <a:srcRect/>
                     <a:stretch>
                       <a:fillRect/>
                     </a:stretch>
@@ -3201,7 +3178,7 @@
                   <pic:spPr bwMode="auto">
                     <a:xfrm>
                       <a:off x="0" y="0"/>
-                      <a:ext cx="900000" cy="900000"/>
+                      <a:ext cx="3486173" cy="1800000"/>
                     </a:xfrm>
                     <a:prstGeom prst="rect">
                       <a:avLst/>
@@ -3289,6 +3266,7 @@
         <w:pStyle w:val="Zadanie"/>
       </w:pPr>
       <w:r>
+        <w:lastRenderedPageBreak/>
         <w:t xml:space="preserve">Wstaw zrzut ekranu obrazujący działający mechanizm </w:t>
       </w:r>
       <w:r>
@@ -3335,31 +3313,30 @@
           <w:noProof/>
         </w:rPr>
         <w:drawing>
-          <wp:inline distT="0" distB="0" distL="0" distR="0" wp14:anchorId="08D82B8E" wp14:editId="680BA3CD">
-            <wp:extent cx="900000" cy="900000"/>
-            <wp:effectExtent l="0" t="0" r="0" b="0"/>
-            <wp:docPr id="370388062" name="Obraz 370388062" descr="Obraz zawierający biały, design&#10;&#10;Zawartość wygenerowana przez AI może być niepoprawna."/>
+          <wp:inline distT="0" distB="0" distL="0" distR="0" wp14:anchorId="08D82B8E" wp14:editId="7A656D27">
+            <wp:extent cx="3490627" cy="1800000"/>
+            <wp:effectExtent l="0" t="0" r="1905" b="3810"/>
+            <wp:docPr id="370388062" name="Obraz 370388062"/>
             <wp:cNvGraphicFramePr>
-              <a:graphicFrameLocks xmlns:a="http://schemas.openxmlformats.org/drawingml/2006/main"/>
+              <a:graphicFrameLocks xmlns:a="http://schemas.openxmlformats.org/drawingml/2006/main" noChangeAspect="1"/>
             </wp:cNvGraphicFramePr>
             <a:graphic xmlns:a="http://schemas.openxmlformats.org/drawingml/2006/main">
               <a:graphicData uri="http://schemas.openxmlformats.org/drawingml/2006/picture">
                 <pic:pic xmlns:pic="http://schemas.openxmlformats.org/drawingml/2006/picture">
                   <pic:nvPicPr>
-                    <pic:cNvPr id="752665118" name="Obraz 752665118" descr="Obraz zawierający biały, design&#10;&#10;Zawartość wygenerowana przez AI może być niepoprawna."/>
+                    <pic:cNvPr id="370388062" name="Obraz 370388062"/>
                     <pic:cNvPicPr>
                       <a:picLocks noChangeAspect="1" noChangeArrowheads="1"/>
                     </pic:cNvPicPr>
                   </pic:nvPicPr>
                   <pic:blipFill>
-                    <a:blip r:embed="rId13">
+                    <a:blip r:embed="rId22" cstate="print">
                       <a:extLst>
                         <a:ext uri="{28A0092B-C50C-407E-A947-70E740481C1C}">
                           <a14:useLocalDpi xmlns:a14="http://schemas.microsoft.com/office/drawing/2010/main" val="0"/>
                         </a:ext>
                       </a:extLst>
                     </a:blip>
-                    <a:srcRect/>
                     <a:stretch>
                       <a:fillRect/>
                     </a:stretch>
@@ -3367,7 +3344,7 @@
                   <pic:spPr bwMode="auto">
                     <a:xfrm>
                       <a:off x="0" y="0"/>
-                      <a:ext cx="900000" cy="900000"/>
+                      <a:ext cx="3490627" cy="1800000"/>
                     </a:xfrm>
                     <a:prstGeom prst="rect">
                       <a:avLst/>
@@ -3474,31 +3451,30 @@
           <w:noProof/>
         </w:rPr>
         <w:drawing>
-          <wp:inline distT="0" distB="0" distL="0" distR="0" wp14:anchorId="0F5F27ED" wp14:editId="508B6E90">
-            <wp:extent cx="900000" cy="900000"/>
-            <wp:effectExtent l="0" t="0" r="0" b="0"/>
-            <wp:docPr id="1338594412" name="Obraz 1338594412" descr="Obraz zawierający biały, design&#10;&#10;Zawartość wygenerowana przez AI może być niepoprawna."/>
+          <wp:inline distT="0" distB="0" distL="0" distR="0" wp14:anchorId="0F5F27ED" wp14:editId="01BF819C">
+            <wp:extent cx="3191917" cy="1800000"/>
+            <wp:effectExtent l="0" t="0" r="0" b="3810"/>
+            <wp:docPr id="1338594412" name="Obraz 1338594412"/>
             <wp:cNvGraphicFramePr>
-              <a:graphicFrameLocks xmlns:a="http://schemas.openxmlformats.org/drawingml/2006/main"/>
+              <a:graphicFrameLocks xmlns:a="http://schemas.openxmlformats.org/drawingml/2006/main" noChangeAspect="1"/>
             </wp:cNvGraphicFramePr>
             <a:graphic xmlns:a="http://schemas.openxmlformats.org/drawingml/2006/main">
               <a:graphicData uri="http://schemas.openxmlformats.org/drawingml/2006/picture">
                 <pic:pic xmlns:pic="http://schemas.openxmlformats.org/drawingml/2006/picture">
                   <pic:nvPicPr>
-                    <pic:cNvPr id="752665118" name="Obraz 752665118" descr="Obraz zawierający biały, design&#10;&#10;Zawartość wygenerowana przez AI może być niepoprawna."/>
+                    <pic:cNvPr id="1338594412" name="Obraz 1338594412"/>
                     <pic:cNvPicPr>
                       <a:picLocks noChangeAspect="1" noChangeArrowheads="1"/>
                     </pic:cNvPicPr>
                   </pic:nvPicPr>
                   <pic:blipFill>
-                    <a:blip r:embed="rId13">
+                    <a:blip r:embed="rId23" cstate="print">
                       <a:extLst>
                         <a:ext uri="{28A0092B-C50C-407E-A947-70E740481C1C}">
                           <a14:useLocalDpi xmlns:a14="http://schemas.microsoft.com/office/drawing/2010/main" val="0"/>
                         </a:ext>
                       </a:extLst>
                     </a:blip>
-                    <a:srcRect/>
                     <a:stretch>
                       <a:fillRect/>
                     </a:stretch>
@@ -3506,7 +3482,7 @@
                   <pic:spPr bwMode="auto">
                     <a:xfrm>
                       <a:off x="0" y="0"/>
-                      <a:ext cx="900000" cy="900000"/>
+                      <a:ext cx="3191917" cy="1800000"/>
                     </a:xfrm>
                     <a:prstGeom prst="rect">
                       <a:avLst/>
@@ -3712,18 +3688,14 @@
       <w:pPr>
         <w:pStyle w:val="Zadanie"/>
       </w:pPr>
-      <w:r>
-        <w:t xml:space="preserve">…link, np. </w:t>
-      </w:r>
-      <w:r>
-        <w:t>https://github.com/</w:t>
-      </w:r>
-      <w:r>
-        <w:t xml:space="preserve">.../... </w:t>
-      </w:r>
-      <w:r>
-        <w:t>…</w:t>
-      </w:r>
+      <w:hyperlink r:id="rId24" w:history="1">
+        <w:r>
+          <w:rPr>
+            <w:rStyle w:val="Hyperlink"/>
+          </w:rPr>
+          <w:t>https://evooo3.github.io/lab-c/</w:t>
+        </w:r>
+      </w:hyperlink>
     </w:p>
     <w:p>
       <w:pPr>
@@ -3736,6 +3708,7 @@
         <w:rPr>
           <w:lang w:val="pl-PL"/>
         </w:rPr>
+        <w:lastRenderedPageBreak/>
         <w:t>Podsumowanie</w:t>
       </w:r>
       <w:bookmarkEnd w:id="11"/>
@@ -3769,7 +3742,21 @@
         <w:pStyle w:val="Zadanie"/>
       </w:pPr>
       <w:r>
-        <w:t>…podsumowanie…</w:t>
+        <w:t>Materiały z wykładów były bardzo pomocne w wykonaniu laboratorium</w:t>
+      </w:r>
+      <w:r>
+        <w:t xml:space="preserve">. API </w:t>
+      </w:r>
+      <w:proofErr w:type="spellStart"/>
+      <w:r>
+        <w:t>Leaflet</w:t>
+      </w:r>
+      <w:proofErr w:type="spellEnd"/>
+      <w:r>
+        <w:t xml:space="preserve"> było bardzo ciekawe do pracy, m</w:t>
+      </w:r>
+      <w:r>
+        <w:t>iałem delikatne problemy z drag &amp; drop ale tutaj również na pomoc przybyły materiały z wykładów.</w:t>
       </w:r>
     </w:p>
     <w:p>
@@ -3805,9 +3792,9 @@
       </w:r>
     </w:p>
     <w:sectPr>
-      <w:headerReference w:type="default" r:id="rId14"/>
-      <w:footerReference w:type="default" r:id="rId15"/>
-      <w:footerReference w:type="first" r:id="rId16"/>
+      <w:headerReference w:type="default" r:id="rId25"/>
+      <w:footerReference w:type="default" r:id="rId26"/>
+      <w:footerReference w:type="first" r:id="rId27"/>
       <w:pgSz w:w="11906" w:h="16838"/>
       <w:pgMar w:top="720" w:right="720" w:bottom="720" w:left="720" w:header="708" w:footer="708" w:gutter="0"/>
       <w:cols w:space="708"/>
@@ -6463,7 +6450,12 @@
 </file>
 
 <file path=customXml/item1.xml><?xml version="1.0" encoding="utf-8"?>
-<b:Sources xmlns:b="http://schemas.openxmlformats.org/officeDocument/2006/bibliography" xmlns="http://schemas.openxmlformats.org/officeDocument/2006/bibliography" SelectedStyle="\APASixthEditionOfficeOnline.xsl" StyleName="APA" Version="6"/>
+<?mso-contentType ?>
+<FormTemplates xmlns="http://schemas.microsoft.com/sharepoint/v3/contenttype/forms">
+  <Display>DocumentLibraryForm</Display>
+  <Edit>DocumentLibraryForm</Edit>
+  <New>DocumentLibraryForm</New>
+</FormTemplates>
 </file>
 
 <file path=customXml/item2.xml><?xml version="1.0" encoding="utf-8"?>
@@ -6475,12 +6467,7 @@
 </file>
 
 <file path=customXml/item3.xml><?xml version="1.0" encoding="utf-8"?>
-<?mso-contentType ?>
-<FormTemplates xmlns="http://schemas.microsoft.com/sharepoint/v3/contenttype/forms">
-  <Display>DocumentLibraryForm</Display>
-  <Edit>DocumentLibraryForm</Edit>
-  <New>DocumentLibraryForm</New>
-</FormTemplates>
+<b:Sources xmlns:b="http://schemas.openxmlformats.org/officeDocument/2006/bibliography" xmlns="http://schemas.openxmlformats.org/officeDocument/2006/bibliography" SelectedStyle="\APASixthEditionOfficeOnline.xsl" StyleName="APA" Version="6"/>
 </file>
 
 <file path=customXml/item4.xml><?xml version="1.0" encoding="utf-8"?>
@@ -6610,9 +6597,9 @@
 </file>
 
 <file path=customXml/itemProps1.xml><?xml version="1.0" encoding="utf-8"?>
-<ds:datastoreItem xmlns:ds="http://schemas.openxmlformats.org/officeDocument/2006/customXml" ds:itemID="{7D0AD95B-5C2D-47ED-95C0-987634CE19FD}">
+<ds:datastoreItem xmlns:ds="http://schemas.openxmlformats.org/officeDocument/2006/customXml" ds:itemID="{D7020826-111F-49A3-B20F-9DCD61548274}">
   <ds:schemaRefs>
-    <ds:schemaRef ds:uri="http://schemas.openxmlformats.org/officeDocument/2006/bibliography"/>
+    <ds:schemaRef ds:uri="http://schemas.microsoft.com/sharepoint/v3/contenttype/forms"/>
   </ds:schemaRefs>
 </ds:datastoreItem>
 </file>
@@ -6628,9 +6615,9 @@
 </file>
 
 <file path=customXml/itemProps3.xml><?xml version="1.0" encoding="utf-8"?>
-<ds:datastoreItem xmlns:ds="http://schemas.openxmlformats.org/officeDocument/2006/customXml" ds:itemID="{D7020826-111F-49A3-B20F-9DCD61548274}">
+<ds:datastoreItem xmlns:ds="http://schemas.openxmlformats.org/officeDocument/2006/customXml" ds:itemID="{7D0AD95B-5C2D-47ED-95C0-987634CE19FD}">
   <ds:schemaRefs>
-    <ds:schemaRef ds:uri="http://schemas.microsoft.com/sharepoint/v3/contenttype/forms"/>
+    <ds:schemaRef ds:uri="http://schemas.openxmlformats.org/officeDocument/2006/bibliography"/>
   </ds:schemaRefs>
 </ds:datastoreItem>
 </file>
